--- a/DB/lab8/lab08DB.docx
+++ b/DB/lab8/lab08DB.docx
@@ -44,6 +44,7 @@
       </w:pPr>
       <w:r>
         <w:rPr>
+          <w:noProof/>
           <w:lang w:val="ru-RU"/>
         </w:rPr>
         <w:drawing>
@@ -132,7 +133,7 @@
         <w:rPr>
           <w:b/>
           <w:bCs/>
-          <w:lang w:val="en-US"/>
+          <w:lang w:val="ru-RU"/>
         </w:rPr>
       </w:pPr>
     </w:p>
@@ -222,6 +223,7 @@
       </w:pPr>
       <w:r>
         <w:rPr>
+          <w:noProof/>
           <w:lang w:val="en-US"/>
         </w:rPr>
         <w:drawing>
@@ -270,6 +272,7 @@
       </w:pPr>
       <w:r>
         <w:rPr>
+          <w:noProof/>
           <w:lang w:val="en-US"/>
         </w:rPr>
         <w:drawing>
@@ -396,6 +399,46 @@
           <w:lang w:val="ru-RU"/>
         </w:rPr>
       </w:pPr>
+      <w:r>
+        <w:rPr>
+          <w:lang w:val="ru-RU"/>
+        </w:rPr>
+        <w:drawing>
+          <wp:inline distT="0" distB="0" distL="0" distR="0" wp14:anchorId="1C78AB5D" wp14:editId="5E271DD8">
+            <wp:extent cx="5874327" cy="2220413"/>
+            <wp:effectExtent l="0" t="0" r="0" b="8890"/>
+            <wp:docPr id="5" name="Рисунок 5"/>
+            <wp:cNvGraphicFramePr>
+              <a:graphicFrameLocks xmlns:a="http://schemas.openxmlformats.org/drawingml/2006/main" noChangeAspect="1"/>
+            </wp:cNvGraphicFramePr>
+            <a:graphic xmlns:a="http://schemas.openxmlformats.org/drawingml/2006/main">
+              <a:graphicData uri="http://schemas.openxmlformats.org/drawingml/2006/picture">
+                <pic:pic xmlns:pic="http://schemas.openxmlformats.org/drawingml/2006/picture">
+                  <pic:nvPicPr>
+                    <pic:cNvPr id="1" name=""/>
+                    <pic:cNvPicPr/>
+                  </pic:nvPicPr>
+                  <pic:blipFill>
+                    <a:blip r:embed="rId8"/>
+                    <a:stretch>
+                      <a:fillRect/>
+                    </a:stretch>
+                  </pic:blipFill>
+                  <pic:spPr>
+                    <a:xfrm>
+                      <a:off x="0" y="0"/>
+                      <a:ext cx="5882646" cy="2223558"/>
+                    </a:xfrm>
+                    <a:prstGeom prst="rect">
+                      <a:avLst/>
+                    </a:prstGeom>
+                  </pic:spPr>
+                </pic:pic>
+              </a:graphicData>
+            </a:graphic>
+          </wp:inline>
+        </w:drawing>
+      </w:r>
     </w:p>
     <w:p>
       <w:pPr>
@@ -464,7 +507,1254 @@
         <w:t xml:space="preserve"> соединения. Убедитесь, что оба соединения работают.</w:t>
       </w:r>
     </w:p>
-    <w:p/>
+    <w:p>
+      <w:pPr>
+        <w:rPr>
+          <w:lang w:val="en-US"/>
+        </w:rPr>
+      </w:pPr>
+    </w:p>
+    <w:p>
+      <w:pPr>
+        <w:rPr>
+          <w:lang w:val="en-US"/>
+        </w:rPr>
+      </w:pPr>
+    </w:p>
+    <w:p>
+      <w:pPr>
+        <w:rPr>
+          <w:lang w:val="en-US"/>
+        </w:rPr>
+      </w:pPr>
+    </w:p>
+    <w:p>
+      <w:pPr>
+        <w:rPr>
+          <w:lang w:val="en-US"/>
+        </w:rPr>
+      </w:pPr>
+    </w:p>
+    <w:p>
+      <w:pPr>
+        <w:rPr>
+          <w:lang w:val="en-US"/>
+        </w:rPr>
+      </w:pPr>
+    </w:p>
+    <w:p>
+      <w:pPr>
+        <w:rPr>
+          <w:lang w:val="ru-RU"/>
+        </w:rPr>
+      </w:pPr>
+    </w:p>
+    <w:p>
+      <w:pPr>
+        <w:spacing w:line="240" w:lineRule="auto"/>
+        <w:rPr>
+          <w:b/>
+          <w:bCs/>
+          <w:lang w:val="ru-BY"/>
+        </w:rPr>
+      </w:pPr>
+      <w:r>
+        <w:rPr>
+          <w:b/>
+          <w:bCs/>
+          <w:lang w:val="ru-BY"/>
+        </w:rPr>
+        <w:t>1. Принцип установления соединения с сервером Oracle по сети</w:t>
+      </w:r>
+    </w:p>
+    <w:p>
+      <w:pPr>
+        <w:spacing w:line="240" w:lineRule="auto"/>
+        <w:rPr>
+          <w:lang w:val="ru-BY"/>
+        </w:rPr>
+      </w:pPr>
+      <w:r>
+        <w:rPr>
+          <w:lang w:val="ru-BY"/>
+        </w:rPr>
+        <w:t xml:space="preserve">При установлении соединения по сети клиентское приложение (например, SQL*Plus или </w:t>
+      </w:r>
+      <w:proofErr w:type="spellStart"/>
+      <w:r>
+        <w:rPr>
+          <w:lang w:val="ru-BY"/>
+        </w:rPr>
+        <w:t>DataGrip</w:t>
+      </w:r>
+      <w:proofErr w:type="spellEnd"/>
+      <w:r>
+        <w:rPr>
+          <w:lang w:val="ru-BY"/>
+        </w:rPr>
+        <w:t xml:space="preserve">) отправляет запрос на подключение к серверу. На стороне сервера этот запрос перехватывает специальный фоновый процесс — </w:t>
+      </w:r>
+      <w:proofErr w:type="spellStart"/>
+      <w:r>
+        <w:rPr>
+          <w:b/>
+          <w:bCs/>
+          <w:lang w:val="ru-BY"/>
+        </w:rPr>
+        <w:t>Listener</w:t>
+      </w:r>
+      <w:proofErr w:type="spellEnd"/>
+      <w:r>
+        <w:rPr>
+          <w:lang w:val="ru-BY"/>
+        </w:rPr>
+        <w:t xml:space="preserve"> (слушатель). </w:t>
+      </w:r>
+      <w:proofErr w:type="spellStart"/>
+      <w:r>
+        <w:rPr>
+          <w:lang w:val="ru-BY"/>
+        </w:rPr>
+        <w:t>Listener</w:t>
+      </w:r>
+      <w:proofErr w:type="spellEnd"/>
+      <w:r>
+        <w:rPr>
+          <w:lang w:val="ru-BY"/>
+        </w:rPr>
+        <w:t xml:space="preserve"> проверяет, правильно ли указано имя сервиса (базы данных) и есть ли у него права на обработку этого запроса. Если всё верно, </w:t>
+      </w:r>
+      <w:proofErr w:type="spellStart"/>
+      <w:r>
+        <w:rPr>
+          <w:lang w:val="ru-BY"/>
+        </w:rPr>
+        <w:t>Listener</w:t>
+      </w:r>
+      <w:proofErr w:type="spellEnd"/>
+      <w:r>
+        <w:rPr>
+          <w:lang w:val="ru-BY"/>
+        </w:rPr>
+        <w:t xml:space="preserve"> передаёт соединение серверному процессу Oracle (создаёт выделенный процесс </w:t>
+      </w:r>
+      <w:proofErr w:type="spellStart"/>
+      <w:r>
+        <w:rPr>
+          <w:lang w:val="ru-BY"/>
+        </w:rPr>
+        <w:t>Dedicated</w:t>
+      </w:r>
+      <w:proofErr w:type="spellEnd"/>
+      <w:r>
+        <w:rPr>
+          <w:lang w:val="ru-BY"/>
+        </w:rPr>
+        <w:t xml:space="preserve"> Server или передаёт диспетчеру в </w:t>
+      </w:r>
+      <w:proofErr w:type="spellStart"/>
+      <w:r>
+        <w:rPr>
+          <w:lang w:val="ru-BY"/>
+        </w:rPr>
+        <w:t>Shared</w:t>
+      </w:r>
+      <w:proofErr w:type="spellEnd"/>
+      <w:r>
+        <w:rPr>
+          <w:lang w:val="ru-BY"/>
+        </w:rPr>
+        <w:t xml:space="preserve"> Server), после чего клиент начинает обмениваться данными напрямую с сервером БД, а </w:t>
+      </w:r>
+      <w:proofErr w:type="spellStart"/>
+      <w:r>
+        <w:rPr>
+          <w:lang w:val="ru-BY"/>
+        </w:rPr>
+        <w:t>Listener</w:t>
+      </w:r>
+      <w:proofErr w:type="spellEnd"/>
+      <w:r>
+        <w:rPr>
+          <w:lang w:val="ru-BY"/>
+        </w:rPr>
+        <w:t xml:space="preserve"> возвращается к ожиданию новых подключений.</w:t>
+      </w:r>
+    </w:p>
+    <w:p>
+      <w:pPr>
+        <w:spacing w:line="240" w:lineRule="auto"/>
+        <w:rPr>
+          <w:b/>
+          <w:bCs/>
+          <w:lang w:val="ru-BY"/>
+        </w:rPr>
+      </w:pPr>
+      <w:r>
+        <w:rPr>
+          <w:b/>
+          <w:bCs/>
+          <w:lang w:val="ru-BY"/>
+        </w:rPr>
+        <w:t>2. Назначение файлов SQLNET.ORA, TNSNAMES.ORA, LISTENER.ORA</w:t>
+      </w:r>
+    </w:p>
+    <w:p>
+      <w:pPr>
+        <w:numPr>
+          <w:ilvl w:val="0"/>
+          <w:numId w:val="2"/>
+        </w:numPr>
+        <w:spacing w:line="240" w:lineRule="auto"/>
+        <w:rPr>
+          <w:lang w:val="ru-BY"/>
+        </w:rPr>
+      </w:pPr>
+      <w:r>
+        <w:rPr>
+          <w:b/>
+          <w:bCs/>
+          <w:lang w:val="ru-BY"/>
+        </w:rPr>
+        <w:t>LISTENER.ORA:</w:t>
+      </w:r>
+      <w:r>
+        <w:rPr>
+          <w:lang w:val="ru-BY"/>
+        </w:rPr>
+        <w:t xml:space="preserve"> Находится на сервере. В нём настраивается процесс-слушатель (</w:t>
+      </w:r>
+      <w:proofErr w:type="spellStart"/>
+      <w:r>
+        <w:rPr>
+          <w:lang w:val="ru-BY"/>
+        </w:rPr>
+        <w:t>Listener</w:t>
+      </w:r>
+      <w:proofErr w:type="spellEnd"/>
+      <w:r>
+        <w:rPr>
+          <w:lang w:val="ru-BY"/>
+        </w:rPr>
+        <w:t>): указываются протоколы, IP-адреса и порты (обычно 1521), которые он должен прослушивать, а также список баз данных, к которым он предоставляет доступ.</w:t>
+      </w:r>
+    </w:p>
+    <w:p>
+      <w:pPr>
+        <w:numPr>
+          <w:ilvl w:val="0"/>
+          <w:numId w:val="2"/>
+        </w:numPr>
+        <w:spacing w:line="240" w:lineRule="auto"/>
+        <w:rPr>
+          <w:lang w:val="ru-BY"/>
+        </w:rPr>
+      </w:pPr>
+      <w:r>
+        <w:rPr>
+          <w:b/>
+          <w:bCs/>
+          <w:lang w:val="ru-BY"/>
+        </w:rPr>
+        <w:t>TNSNAMES.ORA:</w:t>
+      </w:r>
+      <w:r>
+        <w:rPr>
+          <w:lang w:val="ru-BY"/>
+        </w:rPr>
+        <w:t xml:space="preserve"> Находится на клиенте. Играет роль "телефонного справочника". В нём сопоставляются короткие </w:t>
+      </w:r>
+      <w:proofErr w:type="spellStart"/>
+      <w:r>
+        <w:rPr>
+          <w:lang w:val="ru-BY"/>
+        </w:rPr>
+        <w:t>алиасы</w:t>
+      </w:r>
+      <w:proofErr w:type="spellEnd"/>
+      <w:r>
+        <w:rPr>
+          <w:lang w:val="ru-BY"/>
+        </w:rPr>
+        <w:t xml:space="preserve"> (имена подключений) с полными сетевыми адресами серверов (IP, порт, протокол и имя сервиса базы данных).</w:t>
+      </w:r>
+    </w:p>
+    <w:p>
+      <w:pPr>
+        <w:numPr>
+          <w:ilvl w:val="0"/>
+          <w:numId w:val="2"/>
+        </w:numPr>
+        <w:spacing w:line="240" w:lineRule="auto"/>
+        <w:rPr>
+          <w:lang w:val="ru-BY"/>
+        </w:rPr>
+      </w:pPr>
+      <w:r>
+        <w:rPr>
+          <w:b/>
+          <w:bCs/>
+          <w:lang w:val="ru-BY"/>
+        </w:rPr>
+        <w:t>SQLNET.ORA:</w:t>
+      </w:r>
+      <w:r>
+        <w:rPr>
+          <w:lang w:val="ru-BY"/>
+        </w:rPr>
+        <w:t xml:space="preserve"> Может находиться как на сервере, так и на клиенте. Содержит общие настройки сетевого профиля </w:t>
+      </w:r>
+      <w:proofErr w:type="spellStart"/>
+      <w:r>
+        <w:rPr>
+          <w:lang w:val="ru-BY"/>
+        </w:rPr>
+        <w:t>профиля</w:t>
+      </w:r>
+      <w:proofErr w:type="spellEnd"/>
+      <w:r>
+        <w:rPr>
+          <w:lang w:val="ru-BY"/>
+        </w:rPr>
+        <w:t xml:space="preserve"> Oracle Net: порядок методов разрешения имён (например, сначала искать в </w:t>
+      </w:r>
+      <w:proofErr w:type="spellStart"/>
+      <w:r>
+        <w:rPr>
+          <w:lang w:val="ru-BY"/>
+        </w:rPr>
+        <w:t>tnsnames.ora</w:t>
+      </w:r>
+      <w:proofErr w:type="spellEnd"/>
+      <w:r>
+        <w:rPr>
+          <w:lang w:val="ru-BY"/>
+        </w:rPr>
+        <w:t xml:space="preserve">, а потом использовать </w:t>
+      </w:r>
+      <w:proofErr w:type="spellStart"/>
+      <w:r>
+        <w:rPr>
+          <w:lang w:val="ru-BY"/>
+        </w:rPr>
+        <w:t>EZConnect</w:t>
+      </w:r>
+      <w:proofErr w:type="spellEnd"/>
+      <w:r>
+        <w:rPr>
+          <w:lang w:val="ru-BY"/>
+        </w:rPr>
+        <w:t>), параметры шифрования, таймауты и настройки аутентификации (например, через Windows).</w:t>
+      </w:r>
+    </w:p>
+    <w:p>
+      <w:pPr>
+        <w:spacing w:line="240" w:lineRule="auto"/>
+        <w:rPr>
+          <w:b/>
+          <w:bCs/>
+          <w:lang w:val="ru-BY"/>
+        </w:rPr>
+      </w:pPr>
+      <w:r>
+        <w:rPr>
+          <w:b/>
+          <w:bCs/>
+          <w:lang w:val="ru-BY"/>
+        </w:rPr>
+        <w:t>3. Виды соединений с Oracle</w:t>
+      </w:r>
+    </w:p>
+    <w:p>
+      <w:pPr>
+        <w:numPr>
+          <w:ilvl w:val="0"/>
+          <w:numId w:val="3"/>
+        </w:numPr>
+        <w:spacing w:line="240" w:lineRule="auto"/>
+        <w:rPr>
+          <w:lang w:val="ru-BY"/>
+        </w:rPr>
+      </w:pPr>
+      <w:r>
+        <w:rPr>
+          <w:b/>
+          <w:bCs/>
+          <w:lang w:val="ru-BY"/>
+        </w:rPr>
+        <w:lastRenderedPageBreak/>
+        <w:t>Локальное соединение:</w:t>
+      </w:r>
+      <w:r>
+        <w:rPr>
+          <w:lang w:val="ru-BY"/>
+        </w:rPr>
+        <w:t xml:space="preserve"> Клиент и сервер находятся на одном компьютере (без использования сетевых протоколов, например, напрямую через IPC или разделяемую память).</w:t>
+      </w:r>
+    </w:p>
+    <w:p>
+      <w:pPr>
+        <w:numPr>
+          <w:ilvl w:val="0"/>
+          <w:numId w:val="3"/>
+        </w:numPr>
+        <w:spacing w:line="240" w:lineRule="auto"/>
+        <w:rPr>
+          <w:lang w:val="ru-BY"/>
+        </w:rPr>
+      </w:pPr>
+      <w:r>
+        <w:rPr>
+          <w:b/>
+          <w:bCs/>
+          <w:lang w:val="ru-BY"/>
+        </w:rPr>
+        <w:t>Клиент-серверное соединение (</w:t>
+      </w:r>
+      <w:proofErr w:type="spellStart"/>
+      <w:r>
+        <w:rPr>
+          <w:b/>
+          <w:bCs/>
+          <w:lang w:val="ru-BY"/>
+        </w:rPr>
+        <w:t>Dedicated</w:t>
+      </w:r>
+      <w:proofErr w:type="spellEnd"/>
+      <w:r>
+        <w:rPr>
+          <w:b/>
+          <w:bCs/>
+          <w:lang w:val="ru-BY"/>
+        </w:rPr>
+        <w:t xml:space="preserve"> Server - выделенный сервер):</w:t>
+      </w:r>
+      <w:r>
+        <w:rPr>
+          <w:lang w:val="ru-BY"/>
+        </w:rPr>
+        <w:t xml:space="preserve"> На каждое клиентское подключение сервер выделяет отдельный процесс операционной системы. Требует больше ресурсов памяти, но работает быстрее для долгих запросов.</w:t>
+      </w:r>
+    </w:p>
+    <w:p>
+      <w:pPr>
+        <w:numPr>
+          <w:ilvl w:val="0"/>
+          <w:numId w:val="3"/>
+        </w:numPr>
+        <w:spacing w:line="240" w:lineRule="auto"/>
+        <w:rPr>
+          <w:lang w:val="ru-BY"/>
+        </w:rPr>
+      </w:pPr>
+      <w:r>
+        <w:rPr>
+          <w:b/>
+          <w:bCs/>
+          <w:lang w:val="ru-BY"/>
+        </w:rPr>
+        <w:t>Соединение с разделяемым сервером (</w:t>
+      </w:r>
+      <w:proofErr w:type="spellStart"/>
+      <w:r>
+        <w:rPr>
+          <w:b/>
+          <w:bCs/>
+          <w:lang w:val="ru-BY"/>
+        </w:rPr>
+        <w:t>Shared</w:t>
+      </w:r>
+      <w:proofErr w:type="spellEnd"/>
+      <w:r>
+        <w:rPr>
+          <w:b/>
+          <w:bCs/>
+          <w:lang w:val="ru-BY"/>
+        </w:rPr>
+        <w:t xml:space="preserve"> Server):</w:t>
+      </w:r>
+      <w:r>
+        <w:rPr>
+          <w:lang w:val="ru-BY"/>
+        </w:rPr>
+        <w:t xml:space="preserve"> Несколько клиентских соединений обслуживаются небольшим пулом серверных процессов. Меньше потребляет память, подходит для большого числа кратковременных транзакций (OLTP).</w:t>
+      </w:r>
+    </w:p>
+    <w:p>
+      <w:pPr>
+        <w:spacing w:line="240" w:lineRule="auto"/>
+        <w:rPr>
+          <w:b/>
+          <w:bCs/>
+          <w:lang w:val="ru-BY"/>
+        </w:rPr>
+      </w:pPr>
+      <w:r>
+        <w:rPr>
+          <w:b/>
+          <w:bCs/>
+          <w:lang w:val="ru-BY"/>
+        </w:rPr>
+        <w:t>4. Что такое строка подключения?</w:t>
+      </w:r>
+    </w:p>
+    <w:p>
+      <w:pPr>
+        <w:spacing w:line="240" w:lineRule="auto"/>
+        <w:rPr>
+          <w:lang w:val="ru-BY"/>
+        </w:rPr>
+      </w:pPr>
+      <w:r>
+        <w:rPr>
+          <w:lang w:val="ru-BY"/>
+        </w:rPr>
+        <w:t xml:space="preserve">Строка подключения (Connection </w:t>
+      </w:r>
+      <w:proofErr w:type="spellStart"/>
+      <w:r>
+        <w:rPr>
+          <w:lang w:val="ru-BY"/>
+        </w:rPr>
+        <w:t>String</w:t>
+      </w:r>
+      <w:proofErr w:type="spellEnd"/>
+      <w:r>
+        <w:rPr>
+          <w:lang w:val="ru-BY"/>
+        </w:rPr>
+        <w:t>) — это набор символов, в котором содержится вся необходимая информация для установления связи клиента с базой данных. В Oracle обычно используется формат Easy Connect (</w:t>
+      </w:r>
+      <w:proofErr w:type="spellStart"/>
+      <w:r>
+        <w:rPr>
+          <w:lang w:val="ru-BY"/>
+        </w:rPr>
+        <w:t>EZConnect</w:t>
+      </w:r>
+      <w:proofErr w:type="spellEnd"/>
+      <w:r>
+        <w:rPr>
+          <w:lang w:val="ru-BY"/>
+        </w:rPr>
+        <w:t xml:space="preserve">), например: </w:t>
+      </w:r>
+      <w:r>
+        <w:rPr>
+          <w:b/>
+          <w:bCs/>
+          <w:lang w:val="ru-BY"/>
+        </w:rPr>
+        <w:t>пользователь/</w:t>
+      </w:r>
+      <w:proofErr w:type="spellStart"/>
+      <w:r>
+        <w:rPr>
+          <w:b/>
+          <w:bCs/>
+          <w:lang w:val="ru-BY"/>
+        </w:rPr>
+        <w:t>пароль@хост:порт</w:t>
+      </w:r>
+      <w:proofErr w:type="spellEnd"/>
+      <w:r>
+        <w:rPr>
+          <w:b/>
+          <w:bCs/>
+          <w:lang w:val="ru-BY"/>
+        </w:rPr>
+        <w:t>/</w:t>
+      </w:r>
+      <w:proofErr w:type="spellStart"/>
+      <w:r>
+        <w:rPr>
+          <w:b/>
+          <w:bCs/>
+          <w:lang w:val="ru-BY"/>
+        </w:rPr>
+        <w:t>имя_сервиса</w:t>
+      </w:r>
+      <w:proofErr w:type="spellEnd"/>
+      <w:r>
+        <w:rPr>
+          <w:lang w:val="ru-BY"/>
+        </w:rPr>
+        <w:t>.</w:t>
+      </w:r>
+    </w:p>
+    <w:p>
+      <w:pPr>
+        <w:spacing w:line="240" w:lineRule="auto"/>
+        <w:rPr>
+          <w:b/>
+          <w:bCs/>
+          <w:lang w:val="ru-BY"/>
+        </w:rPr>
+      </w:pPr>
+      <w:r>
+        <w:rPr>
+          <w:b/>
+          <w:bCs/>
+          <w:lang w:val="ru-BY"/>
+        </w:rPr>
+        <w:t>5. Что такое дескриптор подключения?</w:t>
+      </w:r>
+    </w:p>
+    <w:p>
+      <w:pPr>
+        <w:spacing w:line="240" w:lineRule="auto"/>
+        <w:rPr>
+          <w:lang w:val="ru-BY"/>
+        </w:rPr>
+      </w:pPr>
+      <w:r>
+        <w:rPr>
+          <w:lang w:val="ru-BY"/>
+        </w:rPr>
+        <w:t xml:space="preserve">Дескриптор подключения (Connect </w:t>
+      </w:r>
+      <w:proofErr w:type="spellStart"/>
+      <w:r>
+        <w:rPr>
+          <w:lang w:val="ru-BY"/>
+        </w:rPr>
+        <w:t>Descriptor</w:t>
+      </w:r>
+      <w:proofErr w:type="spellEnd"/>
+      <w:r>
+        <w:rPr>
+          <w:lang w:val="ru-BY"/>
+        </w:rPr>
+        <w:t xml:space="preserve">) — это специально отформатированный блок текста (обычно в файле </w:t>
+      </w:r>
+      <w:proofErr w:type="spellStart"/>
+      <w:r>
+        <w:rPr>
+          <w:lang w:val="ru-BY"/>
+        </w:rPr>
+        <w:t>tnsnames.ora</w:t>
+      </w:r>
+      <w:proofErr w:type="spellEnd"/>
+      <w:r>
+        <w:rPr>
+          <w:lang w:val="ru-BY"/>
+        </w:rPr>
+        <w:t>), который подробно описывает сетевой маршрут к базе данных. Он обязательно включает в себя секцию ADDRESS (где указан протокол, хост и порт) и секцию CONNECT_DATA (где указано имя службы SERVICE_NAME или SID).</w:t>
+      </w:r>
+      <w:r>
+        <w:rPr>
+          <w:lang w:val="ru-BY"/>
+        </w:rPr>
+        <w:br/>
+        <w:t>Пример:</w:t>
+      </w:r>
+    </w:p>
+    <w:p>
+      <w:pPr>
+        <w:spacing w:line="240" w:lineRule="auto"/>
+        <w:rPr>
+          <w:lang w:val="ru-BY"/>
+        </w:rPr>
+      </w:pPr>
+      <w:proofErr w:type="spellStart"/>
+      <w:r>
+        <w:rPr>
+          <w:lang w:val="ru-BY"/>
+        </w:rPr>
+        <w:t>text</w:t>
+      </w:r>
+      <w:proofErr w:type="spellEnd"/>
+    </w:p>
+    <w:p>
+      <w:pPr>
+        <w:spacing w:line="240" w:lineRule="auto"/>
+        <w:rPr>
+          <w:lang w:val="ru-BY"/>
+        </w:rPr>
+      </w:pPr>
+      <w:r>
+        <w:rPr>
+          <w:lang w:val="ru-BY"/>
+        </w:rPr>
+        <w:t>(DESCRIPTION=(ADDRESS=(PROTOCOL=TCP)(HOST=127.0.0.1)(PORT=1521))(CONNECT_DATA=(SERVICE_NAME=ORCLCDB)))</w:t>
+      </w:r>
+    </w:p>
+    <w:p>
+      <w:pPr>
+        <w:spacing w:line="240" w:lineRule="auto"/>
+        <w:rPr>
+          <w:b/>
+          <w:bCs/>
+          <w:lang w:val="ru-BY"/>
+        </w:rPr>
+      </w:pPr>
+      <w:r>
+        <w:rPr>
+          <w:b/>
+          <w:bCs/>
+          <w:lang w:val="ru-BY"/>
+        </w:rPr>
+        <w:t>6. Расшифровка аббревиатуры TNS</w:t>
+      </w:r>
+    </w:p>
+    <w:p>
+      <w:pPr>
+        <w:spacing w:line="240" w:lineRule="auto"/>
+        <w:rPr>
+          <w:lang w:val="ru-BY"/>
+        </w:rPr>
+      </w:pPr>
+      <w:r>
+        <w:rPr>
+          <w:lang w:val="ru-BY"/>
+        </w:rPr>
+        <w:t xml:space="preserve">TNS — это </w:t>
+      </w:r>
+      <w:proofErr w:type="spellStart"/>
+      <w:r>
+        <w:rPr>
+          <w:b/>
+          <w:bCs/>
+          <w:lang w:val="ru-BY"/>
+        </w:rPr>
+        <w:t>Transparent</w:t>
+      </w:r>
+      <w:proofErr w:type="spellEnd"/>
+      <w:r>
+        <w:rPr>
+          <w:b/>
+          <w:bCs/>
+          <w:lang w:val="ru-BY"/>
+        </w:rPr>
+        <w:t xml:space="preserve"> Network </w:t>
+      </w:r>
+      <w:proofErr w:type="spellStart"/>
+      <w:r>
+        <w:rPr>
+          <w:b/>
+          <w:bCs/>
+          <w:lang w:val="ru-BY"/>
+        </w:rPr>
+        <w:t>Substrate</w:t>
+      </w:r>
+      <w:proofErr w:type="spellEnd"/>
+      <w:r>
+        <w:rPr>
+          <w:lang w:val="ru-BY"/>
+        </w:rPr>
+        <w:t xml:space="preserve"> (Прозрачная сетевая подложка). Это сетевая архитектура Oracle, которая скрывает от пользователя и приложений особенности физических сетевых протоколов (TCP/IP, IPC, </w:t>
+      </w:r>
+      <w:proofErr w:type="spellStart"/>
+      <w:r>
+        <w:rPr>
+          <w:lang w:val="ru-BY"/>
+        </w:rPr>
+        <w:t>Named</w:t>
+      </w:r>
+      <w:proofErr w:type="spellEnd"/>
+      <w:r>
+        <w:rPr>
+          <w:lang w:val="ru-BY"/>
+        </w:rPr>
+        <w:t xml:space="preserve"> </w:t>
+      </w:r>
+      <w:proofErr w:type="spellStart"/>
+      <w:r>
+        <w:rPr>
+          <w:lang w:val="ru-BY"/>
+        </w:rPr>
+        <w:t>Pipes</w:t>
+      </w:r>
+      <w:proofErr w:type="spellEnd"/>
+      <w:r>
+        <w:rPr>
+          <w:lang w:val="ru-BY"/>
+        </w:rPr>
+        <w:t>), обеспечивая единый интерфейс взаимодействия.</w:t>
+      </w:r>
+    </w:p>
+    <w:p>
+      <w:pPr>
+        <w:spacing w:line="240" w:lineRule="auto"/>
+        <w:rPr>
+          <w:b/>
+          <w:bCs/>
+          <w:lang w:val="ru-BY"/>
+        </w:rPr>
+      </w:pPr>
+      <w:r>
+        <w:rPr>
+          <w:b/>
+          <w:bCs/>
+          <w:lang w:val="ru-BY"/>
+        </w:rPr>
+        <w:t>7. Назначение утилиты Oracle Net Manager</w:t>
+      </w:r>
+    </w:p>
+    <w:p>
+      <w:pPr>
+        <w:spacing w:line="240" w:lineRule="auto"/>
+        <w:rPr>
+          <w:lang w:val="ru-BY"/>
+        </w:rPr>
+      </w:pPr>
+      <w:r>
+        <w:rPr>
+          <w:lang w:val="ru-BY"/>
+        </w:rPr>
+        <w:t>Oracle Net Manager — это графическая утилита, предоставляемая Oracle для настройки сетевой среды. Она позволяет администраторам визуально настраивать слушатели (</w:t>
+      </w:r>
+      <w:proofErr w:type="spellStart"/>
+      <w:r>
+        <w:rPr>
+          <w:lang w:val="ru-BY"/>
+        </w:rPr>
+        <w:t>Listener</w:t>
+      </w:r>
+      <w:proofErr w:type="spellEnd"/>
+      <w:r>
+        <w:rPr>
+          <w:lang w:val="ru-BY"/>
+        </w:rPr>
+        <w:t xml:space="preserve">), профили локальной сети, а также создавать и редактировать сетевые имена служб, автоматически генерируя и изменяя при этом конфигурационные файлы </w:t>
+      </w:r>
+      <w:proofErr w:type="spellStart"/>
+      <w:r>
+        <w:rPr>
+          <w:lang w:val="ru-BY"/>
+        </w:rPr>
+        <w:t>listener.ora</w:t>
+      </w:r>
+      <w:proofErr w:type="spellEnd"/>
+      <w:r>
+        <w:rPr>
+          <w:lang w:val="ru-BY"/>
+        </w:rPr>
+        <w:t xml:space="preserve">, </w:t>
+      </w:r>
+      <w:proofErr w:type="spellStart"/>
+      <w:r>
+        <w:rPr>
+          <w:lang w:val="ru-BY"/>
+        </w:rPr>
+        <w:t>tnsnames.ora</w:t>
+      </w:r>
+      <w:proofErr w:type="spellEnd"/>
+      <w:r>
+        <w:rPr>
+          <w:lang w:val="ru-BY"/>
+        </w:rPr>
+        <w:t xml:space="preserve"> и </w:t>
+      </w:r>
+      <w:proofErr w:type="spellStart"/>
+      <w:r>
+        <w:rPr>
+          <w:lang w:val="ru-BY"/>
+        </w:rPr>
+        <w:t>sqlnet.ora</w:t>
+      </w:r>
+      <w:proofErr w:type="spellEnd"/>
+      <w:r>
+        <w:rPr>
+          <w:lang w:val="ru-BY"/>
+        </w:rPr>
+        <w:t xml:space="preserve"> без необходимости писать их код вручную.</w:t>
+      </w:r>
+    </w:p>
+    <w:p>
+      <w:pPr>
+        <w:spacing w:line="240" w:lineRule="auto"/>
+        <w:rPr>
+          <w:b/>
+          <w:bCs/>
+          <w:lang w:val="ru-BY"/>
+        </w:rPr>
+      </w:pPr>
+      <w:r>
+        <w:rPr>
+          <w:b/>
+          <w:bCs/>
+          <w:lang w:val="ru-BY"/>
+        </w:rPr>
+        <w:t>8. Этапы запуска и останова экземпляра Oracle</w:t>
+      </w:r>
+    </w:p>
+    <w:p>
+      <w:pPr>
+        <w:spacing w:line="240" w:lineRule="auto"/>
+        <w:rPr>
+          <w:lang w:val="ru-BY"/>
+        </w:rPr>
+      </w:pPr>
+      <w:r>
+        <w:rPr>
+          <w:b/>
+          <w:bCs/>
+          <w:lang w:val="ru-BY"/>
+        </w:rPr>
+        <w:t>Запуск (STARTUP):</w:t>
+      </w:r>
+    </w:p>
+    <w:p>
+      <w:pPr>
+        <w:numPr>
+          <w:ilvl w:val="0"/>
+          <w:numId w:val="4"/>
+        </w:numPr>
+        <w:spacing w:line="240" w:lineRule="auto"/>
+        <w:rPr>
+          <w:lang w:val="ru-BY"/>
+        </w:rPr>
+      </w:pPr>
+      <w:r>
+        <w:rPr>
+          <w:b/>
+          <w:bCs/>
+          <w:lang w:val="ru-BY"/>
+        </w:rPr>
+        <w:t>NOMOUNT:</w:t>
+      </w:r>
+      <w:r>
+        <w:rPr>
+          <w:lang w:val="ru-BY"/>
+        </w:rPr>
+        <w:t xml:space="preserve"> Запускаются фоновые процессы экземпляра и выделяется память SGA. Файлы базы данных еще не открыты. На этом этапе можно создать базу данных или пересоздать управляющий файл.</w:t>
+      </w:r>
+    </w:p>
+    <w:p>
+      <w:pPr>
+        <w:numPr>
+          <w:ilvl w:val="0"/>
+          <w:numId w:val="4"/>
+        </w:numPr>
+        <w:spacing w:line="240" w:lineRule="auto"/>
+        <w:rPr>
+          <w:lang w:val="ru-BY"/>
+        </w:rPr>
+      </w:pPr>
+      <w:r>
+        <w:rPr>
+          <w:b/>
+          <w:bCs/>
+          <w:lang w:val="ru-BY"/>
+        </w:rPr>
+        <w:t>MOUNT:</w:t>
+      </w:r>
+      <w:r>
+        <w:rPr>
+          <w:lang w:val="ru-BY"/>
+        </w:rPr>
+        <w:t xml:space="preserve"> Экземпляр открывает управляющие файлы (Control </w:t>
+      </w:r>
+      <w:proofErr w:type="spellStart"/>
+      <w:r>
+        <w:rPr>
+          <w:lang w:val="ru-BY"/>
+        </w:rPr>
+        <w:t>files</w:t>
+      </w:r>
+      <w:proofErr w:type="spellEnd"/>
+      <w:r>
+        <w:rPr>
+          <w:lang w:val="ru-BY"/>
+        </w:rPr>
+        <w:t>), чтобы узнать структуру и расположение файлов данных и журналов, но не открывает сами файлы данных. На этом этапе проводятся операции восстановления или резервного копирования.</w:t>
+      </w:r>
+    </w:p>
+    <w:p>
+      <w:pPr>
+        <w:numPr>
+          <w:ilvl w:val="0"/>
+          <w:numId w:val="4"/>
+        </w:numPr>
+        <w:spacing w:line="240" w:lineRule="auto"/>
+        <w:rPr>
+          <w:lang w:val="ru-BY"/>
+        </w:rPr>
+      </w:pPr>
+      <w:r>
+        <w:rPr>
+          <w:b/>
+          <w:bCs/>
+          <w:lang w:val="ru-BY"/>
+        </w:rPr>
+        <w:lastRenderedPageBreak/>
+        <w:t>OPEN:</w:t>
+      </w:r>
+      <w:r>
+        <w:rPr>
+          <w:lang w:val="ru-BY"/>
+        </w:rPr>
+        <w:t xml:space="preserve"> База данных открывается для обычных пользователей. Все файлы данных (Data </w:t>
+      </w:r>
+      <w:proofErr w:type="spellStart"/>
+      <w:r>
+        <w:rPr>
+          <w:lang w:val="ru-BY"/>
+        </w:rPr>
+        <w:t>files</w:t>
+      </w:r>
+      <w:proofErr w:type="spellEnd"/>
+      <w:r>
+        <w:rPr>
+          <w:lang w:val="ru-BY"/>
+        </w:rPr>
+        <w:t>) и журналы повторения (</w:t>
+      </w:r>
+      <w:proofErr w:type="spellStart"/>
+      <w:r>
+        <w:rPr>
+          <w:lang w:val="ru-BY"/>
+        </w:rPr>
+        <w:t>Redo</w:t>
+      </w:r>
+      <w:proofErr w:type="spellEnd"/>
+      <w:r>
+        <w:rPr>
+          <w:lang w:val="ru-BY"/>
+        </w:rPr>
+        <w:t xml:space="preserve"> </w:t>
+      </w:r>
+      <w:proofErr w:type="spellStart"/>
+      <w:r>
+        <w:rPr>
+          <w:lang w:val="ru-BY"/>
+        </w:rPr>
+        <w:t>logs</w:t>
+      </w:r>
+      <w:proofErr w:type="spellEnd"/>
+      <w:r>
+        <w:rPr>
+          <w:lang w:val="ru-BY"/>
+        </w:rPr>
+        <w:t>) открываются для чтения и записи.</w:t>
+      </w:r>
+    </w:p>
+    <w:p>
+      <w:pPr>
+        <w:spacing w:line="240" w:lineRule="auto"/>
+        <w:rPr>
+          <w:lang w:val="ru-BY"/>
+        </w:rPr>
+      </w:pPr>
+      <w:r>
+        <w:rPr>
+          <w:b/>
+          <w:bCs/>
+          <w:lang w:val="ru-BY"/>
+        </w:rPr>
+        <w:t>Остановка (SHUTDOWN):</w:t>
+      </w:r>
+    </w:p>
+    <w:p>
+      <w:pPr>
+        <w:numPr>
+          <w:ilvl w:val="0"/>
+          <w:numId w:val="5"/>
+        </w:numPr>
+        <w:spacing w:line="240" w:lineRule="auto"/>
+        <w:rPr>
+          <w:lang w:val="ru-BY"/>
+        </w:rPr>
+      </w:pPr>
+      <w:r>
+        <w:rPr>
+          <w:b/>
+          <w:bCs/>
+          <w:lang w:val="ru-BY"/>
+        </w:rPr>
+        <w:t>Закрытие базы данных:</w:t>
+      </w:r>
+      <w:r>
+        <w:rPr>
+          <w:lang w:val="ru-BY"/>
+        </w:rPr>
+        <w:t xml:space="preserve"> Экземпляр сохраняет все данные из памяти SGA в файлы данных на диске и закрывает их.</w:t>
+      </w:r>
+    </w:p>
+    <w:p>
+      <w:pPr>
+        <w:numPr>
+          <w:ilvl w:val="0"/>
+          <w:numId w:val="5"/>
+        </w:numPr>
+        <w:spacing w:line="240" w:lineRule="auto"/>
+        <w:rPr>
+          <w:lang w:val="ru-BY"/>
+        </w:rPr>
+      </w:pPr>
+      <w:r>
+        <w:rPr>
+          <w:b/>
+          <w:bCs/>
+          <w:lang w:val="ru-BY"/>
+        </w:rPr>
+        <w:t>Демонтирование (</w:t>
+      </w:r>
+      <w:proofErr w:type="spellStart"/>
+      <w:r>
+        <w:rPr>
+          <w:b/>
+          <w:bCs/>
+          <w:lang w:val="ru-BY"/>
+        </w:rPr>
+        <w:t>Dismount</w:t>
+      </w:r>
+      <w:proofErr w:type="spellEnd"/>
+      <w:r>
+        <w:rPr>
+          <w:b/>
+          <w:bCs/>
+          <w:lang w:val="ru-BY"/>
+        </w:rPr>
+        <w:t>):</w:t>
+      </w:r>
+      <w:r>
+        <w:rPr>
+          <w:lang w:val="ru-BY"/>
+        </w:rPr>
+        <w:t xml:space="preserve"> Экземпляр закрывает управляющие файлы, разъединяя связь между экземпляром и базой данных.</w:t>
+      </w:r>
+    </w:p>
+    <w:p>
+      <w:pPr>
+        <w:numPr>
+          <w:ilvl w:val="0"/>
+          <w:numId w:val="5"/>
+        </w:numPr>
+        <w:spacing w:line="240" w:lineRule="auto"/>
+        <w:rPr>
+          <w:lang w:val="ru-BY"/>
+        </w:rPr>
+      </w:pPr>
+      <w:r>
+        <w:rPr>
+          <w:b/>
+          <w:bCs/>
+          <w:lang w:val="ru-BY"/>
+        </w:rPr>
+        <w:t>Остановка (</w:t>
+      </w:r>
+      <w:proofErr w:type="spellStart"/>
+      <w:r>
+        <w:rPr>
+          <w:b/>
+          <w:bCs/>
+          <w:lang w:val="ru-BY"/>
+        </w:rPr>
+        <w:t>Shutdown</w:t>
+      </w:r>
+      <w:proofErr w:type="spellEnd"/>
+      <w:r>
+        <w:rPr>
+          <w:b/>
+          <w:bCs/>
+          <w:lang w:val="ru-BY"/>
+        </w:rPr>
+        <w:t>):</w:t>
+      </w:r>
+      <w:r>
+        <w:rPr>
+          <w:lang w:val="ru-BY"/>
+        </w:rPr>
+        <w:t xml:space="preserve"> Освобождается память SGA, завершаются фоновые процессы экземпляра.</w:t>
+      </w:r>
+    </w:p>
+    <w:p>
+      <w:pPr>
+        <w:spacing w:line="240" w:lineRule="auto"/>
+        <w:rPr>
+          <w:b/>
+          <w:bCs/>
+          <w:lang w:val="ru-BY"/>
+        </w:rPr>
+      </w:pPr>
+      <w:r>
+        <w:rPr>
+          <w:b/>
+          <w:bCs/>
+          <w:lang w:val="ru-BY"/>
+        </w:rPr>
+        <w:t>9. Имя группы пользователей Windows для администраторов Oracle</w:t>
+      </w:r>
+    </w:p>
+    <w:p>
+      <w:pPr>
+        <w:spacing w:line="240" w:lineRule="auto"/>
+        <w:rPr>
+          <w:lang w:val="ru-BY"/>
+        </w:rPr>
+      </w:pPr>
+      <w:r>
+        <w:rPr>
+          <w:lang w:val="ru-BY"/>
+        </w:rPr>
+        <w:t xml:space="preserve">Обычно в Windows при установке Oracle создается локальная группа с именем </w:t>
+      </w:r>
+      <w:r>
+        <w:rPr>
+          <w:b/>
+          <w:bCs/>
+          <w:lang w:val="ru-BY"/>
+        </w:rPr>
+        <w:t>ORA_DBA</w:t>
+      </w:r>
+      <w:r>
+        <w:rPr>
+          <w:lang w:val="ru-BY"/>
+        </w:rPr>
+        <w:t xml:space="preserve">. Пользователи Windows, добавленные в эту группу, получают административные привилегии (SYSDBA) и могут подключаться к базе данных без ввода пароля через аутентификацию ОС (команда </w:t>
+      </w:r>
+      <w:proofErr w:type="spellStart"/>
+      <w:r>
+        <w:rPr>
+          <w:lang w:val="ru-BY"/>
+        </w:rPr>
+        <w:t>sqlplus</w:t>
+      </w:r>
+      <w:proofErr w:type="spellEnd"/>
+      <w:r>
+        <w:rPr>
+          <w:lang w:val="ru-BY"/>
+        </w:rPr>
+        <w:t xml:space="preserve"> / </w:t>
+      </w:r>
+      <w:proofErr w:type="spellStart"/>
+      <w:r>
+        <w:rPr>
+          <w:lang w:val="ru-BY"/>
+        </w:rPr>
+        <w:t>as</w:t>
+      </w:r>
+      <w:proofErr w:type="spellEnd"/>
+      <w:r>
+        <w:rPr>
+          <w:lang w:val="ru-BY"/>
+        </w:rPr>
+        <w:t xml:space="preserve"> </w:t>
+      </w:r>
+      <w:proofErr w:type="spellStart"/>
+      <w:r>
+        <w:rPr>
+          <w:lang w:val="ru-BY"/>
+        </w:rPr>
+        <w:t>sysdba</w:t>
+      </w:r>
+      <w:proofErr w:type="spellEnd"/>
+      <w:r>
+        <w:rPr>
+          <w:lang w:val="ru-BY"/>
+        </w:rPr>
+        <w:t>).</w:t>
+      </w:r>
+    </w:p>
+    <w:p>
+      <w:pPr>
+        <w:rPr>
+          <w:lang w:val="en-US"/>
+        </w:rPr>
+      </w:pPr>
+    </w:p>
     <w:sectPr>
       <w:pgSz w:w="11906" w:h="16838"/>
       <w:pgMar w:top="720" w:right="720" w:bottom="720" w:left="720" w:header="708" w:footer="708" w:gutter="0"/>
@@ -587,6 +1877,530 @@
           <w:tab w:val="num" w:pos="6480"/>
         </w:tabs>
         <w:ind w:left="6480" w:hanging="180"/>
+      </w:pPr>
+    </w:lvl>
+  </w:abstractNum>
+  <w:abstractNum w:abstractNumId="1" w15:restartNumberingAfterBreak="0">
+    <w:nsid w:val="23A82689"/>
+    <w:multiLevelType w:val="multilevel"/>
+    <w:tmpl w:val="2B4697DC"/>
+    <w:lvl w:ilvl="0">
+      <w:start w:val="1"/>
+      <w:numFmt w:val="bullet"/>
+      <w:lvlText w:val=""/>
+      <w:lvlJc w:val="left"/>
+      <w:pPr>
+        <w:tabs>
+          <w:tab w:val="num" w:pos="720"/>
+        </w:tabs>
+        <w:ind w:left="720" w:hanging="360"/>
+      </w:pPr>
+      <w:rPr>
+        <w:rFonts w:ascii="Symbol" w:hAnsi="Symbol" w:hint="default"/>
+        <w:sz w:val="20"/>
+      </w:rPr>
+    </w:lvl>
+    <w:lvl w:ilvl="1" w:tentative="1">
+      <w:start w:val="1"/>
+      <w:numFmt w:val="bullet"/>
+      <w:lvlText w:val="o"/>
+      <w:lvlJc w:val="left"/>
+      <w:pPr>
+        <w:tabs>
+          <w:tab w:val="num" w:pos="1440"/>
+        </w:tabs>
+        <w:ind w:left="1440" w:hanging="360"/>
+      </w:pPr>
+      <w:rPr>
+        <w:rFonts w:ascii="Courier New" w:hAnsi="Courier New" w:hint="default"/>
+        <w:sz w:val="20"/>
+      </w:rPr>
+    </w:lvl>
+    <w:lvl w:ilvl="2" w:tentative="1">
+      <w:start w:val="1"/>
+      <w:numFmt w:val="bullet"/>
+      <w:lvlText w:val=""/>
+      <w:lvlJc w:val="left"/>
+      <w:pPr>
+        <w:tabs>
+          <w:tab w:val="num" w:pos="2160"/>
+        </w:tabs>
+        <w:ind w:left="2160" w:hanging="360"/>
+      </w:pPr>
+      <w:rPr>
+        <w:rFonts w:ascii="Wingdings" w:hAnsi="Wingdings" w:hint="default"/>
+        <w:sz w:val="20"/>
+      </w:rPr>
+    </w:lvl>
+    <w:lvl w:ilvl="3" w:tentative="1">
+      <w:start w:val="1"/>
+      <w:numFmt w:val="bullet"/>
+      <w:lvlText w:val=""/>
+      <w:lvlJc w:val="left"/>
+      <w:pPr>
+        <w:tabs>
+          <w:tab w:val="num" w:pos="2880"/>
+        </w:tabs>
+        <w:ind w:left="2880" w:hanging="360"/>
+      </w:pPr>
+      <w:rPr>
+        <w:rFonts w:ascii="Wingdings" w:hAnsi="Wingdings" w:hint="default"/>
+        <w:sz w:val="20"/>
+      </w:rPr>
+    </w:lvl>
+    <w:lvl w:ilvl="4" w:tentative="1">
+      <w:start w:val="1"/>
+      <w:numFmt w:val="bullet"/>
+      <w:lvlText w:val=""/>
+      <w:lvlJc w:val="left"/>
+      <w:pPr>
+        <w:tabs>
+          <w:tab w:val="num" w:pos="3600"/>
+        </w:tabs>
+        <w:ind w:left="3600" w:hanging="360"/>
+      </w:pPr>
+      <w:rPr>
+        <w:rFonts w:ascii="Wingdings" w:hAnsi="Wingdings" w:hint="default"/>
+        <w:sz w:val="20"/>
+      </w:rPr>
+    </w:lvl>
+    <w:lvl w:ilvl="5" w:tentative="1">
+      <w:start w:val="1"/>
+      <w:numFmt w:val="bullet"/>
+      <w:lvlText w:val=""/>
+      <w:lvlJc w:val="left"/>
+      <w:pPr>
+        <w:tabs>
+          <w:tab w:val="num" w:pos="4320"/>
+        </w:tabs>
+        <w:ind w:left="4320" w:hanging="360"/>
+      </w:pPr>
+      <w:rPr>
+        <w:rFonts w:ascii="Wingdings" w:hAnsi="Wingdings" w:hint="default"/>
+        <w:sz w:val="20"/>
+      </w:rPr>
+    </w:lvl>
+    <w:lvl w:ilvl="6" w:tentative="1">
+      <w:start w:val="1"/>
+      <w:numFmt w:val="bullet"/>
+      <w:lvlText w:val=""/>
+      <w:lvlJc w:val="left"/>
+      <w:pPr>
+        <w:tabs>
+          <w:tab w:val="num" w:pos="5040"/>
+        </w:tabs>
+        <w:ind w:left="5040" w:hanging="360"/>
+      </w:pPr>
+      <w:rPr>
+        <w:rFonts w:ascii="Wingdings" w:hAnsi="Wingdings" w:hint="default"/>
+        <w:sz w:val="20"/>
+      </w:rPr>
+    </w:lvl>
+    <w:lvl w:ilvl="7" w:tentative="1">
+      <w:start w:val="1"/>
+      <w:numFmt w:val="bullet"/>
+      <w:lvlText w:val=""/>
+      <w:lvlJc w:val="left"/>
+      <w:pPr>
+        <w:tabs>
+          <w:tab w:val="num" w:pos="5760"/>
+        </w:tabs>
+        <w:ind w:left="5760" w:hanging="360"/>
+      </w:pPr>
+      <w:rPr>
+        <w:rFonts w:ascii="Wingdings" w:hAnsi="Wingdings" w:hint="default"/>
+        <w:sz w:val="20"/>
+      </w:rPr>
+    </w:lvl>
+    <w:lvl w:ilvl="8" w:tentative="1">
+      <w:start w:val="1"/>
+      <w:numFmt w:val="bullet"/>
+      <w:lvlText w:val=""/>
+      <w:lvlJc w:val="left"/>
+      <w:pPr>
+        <w:tabs>
+          <w:tab w:val="num" w:pos="6480"/>
+        </w:tabs>
+        <w:ind w:left="6480" w:hanging="360"/>
+      </w:pPr>
+      <w:rPr>
+        <w:rFonts w:ascii="Wingdings" w:hAnsi="Wingdings" w:hint="default"/>
+        <w:sz w:val="20"/>
+      </w:rPr>
+    </w:lvl>
+  </w:abstractNum>
+  <w:abstractNum w:abstractNumId="2" w15:restartNumberingAfterBreak="0">
+    <w:nsid w:val="322D1DB6"/>
+    <w:multiLevelType w:val="multilevel"/>
+    <w:tmpl w:val="F57C5734"/>
+    <w:lvl w:ilvl="0">
+      <w:start w:val="1"/>
+      <w:numFmt w:val="decimal"/>
+      <w:lvlText w:val="%1."/>
+      <w:lvlJc w:val="left"/>
+      <w:pPr>
+        <w:tabs>
+          <w:tab w:val="num" w:pos="720"/>
+        </w:tabs>
+        <w:ind w:left="720" w:hanging="360"/>
+      </w:pPr>
+    </w:lvl>
+    <w:lvl w:ilvl="1" w:tentative="1">
+      <w:start w:val="1"/>
+      <w:numFmt w:val="decimal"/>
+      <w:lvlText w:val="%2."/>
+      <w:lvlJc w:val="left"/>
+      <w:pPr>
+        <w:tabs>
+          <w:tab w:val="num" w:pos="1440"/>
+        </w:tabs>
+        <w:ind w:left="1440" w:hanging="360"/>
+      </w:pPr>
+    </w:lvl>
+    <w:lvl w:ilvl="2" w:tentative="1">
+      <w:start w:val="1"/>
+      <w:numFmt w:val="decimal"/>
+      <w:lvlText w:val="%3."/>
+      <w:lvlJc w:val="left"/>
+      <w:pPr>
+        <w:tabs>
+          <w:tab w:val="num" w:pos="2160"/>
+        </w:tabs>
+        <w:ind w:left="2160" w:hanging="360"/>
+      </w:pPr>
+    </w:lvl>
+    <w:lvl w:ilvl="3" w:tentative="1">
+      <w:start w:val="1"/>
+      <w:numFmt w:val="decimal"/>
+      <w:lvlText w:val="%4."/>
+      <w:lvlJc w:val="left"/>
+      <w:pPr>
+        <w:tabs>
+          <w:tab w:val="num" w:pos="2880"/>
+        </w:tabs>
+        <w:ind w:left="2880" w:hanging="360"/>
+      </w:pPr>
+    </w:lvl>
+    <w:lvl w:ilvl="4" w:tentative="1">
+      <w:start w:val="1"/>
+      <w:numFmt w:val="decimal"/>
+      <w:lvlText w:val="%5."/>
+      <w:lvlJc w:val="left"/>
+      <w:pPr>
+        <w:tabs>
+          <w:tab w:val="num" w:pos="3600"/>
+        </w:tabs>
+        <w:ind w:left="3600" w:hanging="360"/>
+      </w:pPr>
+    </w:lvl>
+    <w:lvl w:ilvl="5" w:tentative="1">
+      <w:start w:val="1"/>
+      <w:numFmt w:val="decimal"/>
+      <w:lvlText w:val="%6."/>
+      <w:lvlJc w:val="left"/>
+      <w:pPr>
+        <w:tabs>
+          <w:tab w:val="num" w:pos="4320"/>
+        </w:tabs>
+        <w:ind w:left="4320" w:hanging="360"/>
+      </w:pPr>
+    </w:lvl>
+    <w:lvl w:ilvl="6" w:tentative="1">
+      <w:start w:val="1"/>
+      <w:numFmt w:val="decimal"/>
+      <w:lvlText w:val="%7."/>
+      <w:lvlJc w:val="left"/>
+      <w:pPr>
+        <w:tabs>
+          <w:tab w:val="num" w:pos="5040"/>
+        </w:tabs>
+        <w:ind w:left="5040" w:hanging="360"/>
+      </w:pPr>
+    </w:lvl>
+    <w:lvl w:ilvl="7" w:tentative="1">
+      <w:start w:val="1"/>
+      <w:numFmt w:val="decimal"/>
+      <w:lvlText w:val="%8."/>
+      <w:lvlJc w:val="left"/>
+      <w:pPr>
+        <w:tabs>
+          <w:tab w:val="num" w:pos="5760"/>
+        </w:tabs>
+        <w:ind w:left="5760" w:hanging="360"/>
+      </w:pPr>
+    </w:lvl>
+    <w:lvl w:ilvl="8" w:tentative="1">
+      <w:start w:val="1"/>
+      <w:numFmt w:val="decimal"/>
+      <w:lvlText w:val="%9."/>
+      <w:lvlJc w:val="left"/>
+      <w:pPr>
+        <w:tabs>
+          <w:tab w:val="num" w:pos="6480"/>
+        </w:tabs>
+        <w:ind w:left="6480" w:hanging="360"/>
+      </w:pPr>
+    </w:lvl>
+  </w:abstractNum>
+  <w:abstractNum w:abstractNumId="3" w15:restartNumberingAfterBreak="0">
+    <w:nsid w:val="47106EC4"/>
+    <w:multiLevelType w:val="multilevel"/>
+    <w:tmpl w:val="38F439FA"/>
+    <w:lvl w:ilvl="0">
+      <w:start w:val="1"/>
+      <w:numFmt w:val="bullet"/>
+      <w:lvlText w:val=""/>
+      <w:lvlJc w:val="left"/>
+      <w:pPr>
+        <w:tabs>
+          <w:tab w:val="num" w:pos="720"/>
+        </w:tabs>
+        <w:ind w:left="720" w:hanging="360"/>
+      </w:pPr>
+      <w:rPr>
+        <w:rFonts w:ascii="Symbol" w:hAnsi="Symbol" w:hint="default"/>
+        <w:sz w:val="20"/>
+      </w:rPr>
+    </w:lvl>
+    <w:lvl w:ilvl="1" w:tentative="1">
+      <w:start w:val="1"/>
+      <w:numFmt w:val="bullet"/>
+      <w:lvlText w:val="o"/>
+      <w:lvlJc w:val="left"/>
+      <w:pPr>
+        <w:tabs>
+          <w:tab w:val="num" w:pos="1440"/>
+        </w:tabs>
+        <w:ind w:left="1440" w:hanging="360"/>
+      </w:pPr>
+      <w:rPr>
+        <w:rFonts w:ascii="Courier New" w:hAnsi="Courier New" w:hint="default"/>
+        <w:sz w:val="20"/>
+      </w:rPr>
+    </w:lvl>
+    <w:lvl w:ilvl="2" w:tentative="1">
+      <w:start w:val="1"/>
+      <w:numFmt w:val="bullet"/>
+      <w:lvlText w:val=""/>
+      <w:lvlJc w:val="left"/>
+      <w:pPr>
+        <w:tabs>
+          <w:tab w:val="num" w:pos="2160"/>
+        </w:tabs>
+        <w:ind w:left="2160" w:hanging="360"/>
+      </w:pPr>
+      <w:rPr>
+        <w:rFonts w:ascii="Wingdings" w:hAnsi="Wingdings" w:hint="default"/>
+        <w:sz w:val="20"/>
+      </w:rPr>
+    </w:lvl>
+    <w:lvl w:ilvl="3" w:tentative="1">
+      <w:start w:val="1"/>
+      <w:numFmt w:val="bullet"/>
+      <w:lvlText w:val=""/>
+      <w:lvlJc w:val="left"/>
+      <w:pPr>
+        <w:tabs>
+          <w:tab w:val="num" w:pos="2880"/>
+        </w:tabs>
+        <w:ind w:left="2880" w:hanging="360"/>
+      </w:pPr>
+      <w:rPr>
+        <w:rFonts w:ascii="Wingdings" w:hAnsi="Wingdings" w:hint="default"/>
+        <w:sz w:val="20"/>
+      </w:rPr>
+    </w:lvl>
+    <w:lvl w:ilvl="4" w:tentative="1">
+      <w:start w:val="1"/>
+      <w:numFmt w:val="bullet"/>
+      <w:lvlText w:val=""/>
+      <w:lvlJc w:val="left"/>
+      <w:pPr>
+        <w:tabs>
+          <w:tab w:val="num" w:pos="3600"/>
+        </w:tabs>
+        <w:ind w:left="3600" w:hanging="360"/>
+      </w:pPr>
+      <w:rPr>
+        <w:rFonts w:ascii="Wingdings" w:hAnsi="Wingdings" w:hint="default"/>
+        <w:sz w:val="20"/>
+      </w:rPr>
+    </w:lvl>
+    <w:lvl w:ilvl="5" w:tentative="1">
+      <w:start w:val="1"/>
+      <w:numFmt w:val="bullet"/>
+      <w:lvlText w:val=""/>
+      <w:lvlJc w:val="left"/>
+      <w:pPr>
+        <w:tabs>
+          <w:tab w:val="num" w:pos="4320"/>
+        </w:tabs>
+        <w:ind w:left="4320" w:hanging="360"/>
+      </w:pPr>
+      <w:rPr>
+        <w:rFonts w:ascii="Wingdings" w:hAnsi="Wingdings" w:hint="default"/>
+        <w:sz w:val="20"/>
+      </w:rPr>
+    </w:lvl>
+    <w:lvl w:ilvl="6" w:tentative="1">
+      <w:start w:val="1"/>
+      <w:numFmt w:val="bullet"/>
+      <w:lvlText w:val=""/>
+      <w:lvlJc w:val="left"/>
+      <w:pPr>
+        <w:tabs>
+          <w:tab w:val="num" w:pos="5040"/>
+        </w:tabs>
+        <w:ind w:left="5040" w:hanging="360"/>
+      </w:pPr>
+      <w:rPr>
+        <w:rFonts w:ascii="Wingdings" w:hAnsi="Wingdings" w:hint="default"/>
+        <w:sz w:val="20"/>
+      </w:rPr>
+    </w:lvl>
+    <w:lvl w:ilvl="7" w:tentative="1">
+      <w:start w:val="1"/>
+      <w:numFmt w:val="bullet"/>
+      <w:lvlText w:val=""/>
+      <w:lvlJc w:val="left"/>
+      <w:pPr>
+        <w:tabs>
+          <w:tab w:val="num" w:pos="5760"/>
+        </w:tabs>
+        <w:ind w:left="5760" w:hanging="360"/>
+      </w:pPr>
+      <w:rPr>
+        <w:rFonts w:ascii="Wingdings" w:hAnsi="Wingdings" w:hint="default"/>
+        <w:sz w:val="20"/>
+      </w:rPr>
+    </w:lvl>
+    <w:lvl w:ilvl="8" w:tentative="1">
+      <w:start w:val="1"/>
+      <w:numFmt w:val="bullet"/>
+      <w:lvlText w:val=""/>
+      <w:lvlJc w:val="left"/>
+      <w:pPr>
+        <w:tabs>
+          <w:tab w:val="num" w:pos="6480"/>
+        </w:tabs>
+        <w:ind w:left="6480" w:hanging="360"/>
+      </w:pPr>
+      <w:rPr>
+        <w:rFonts w:ascii="Wingdings" w:hAnsi="Wingdings" w:hint="default"/>
+        <w:sz w:val="20"/>
+      </w:rPr>
+    </w:lvl>
+  </w:abstractNum>
+  <w:abstractNum w:abstractNumId="4" w15:restartNumberingAfterBreak="0">
+    <w:nsid w:val="751D196A"/>
+    <w:multiLevelType w:val="multilevel"/>
+    <w:tmpl w:val="3F04FD1C"/>
+    <w:lvl w:ilvl="0">
+      <w:start w:val="1"/>
+      <w:numFmt w:val="decimal"/>
+      <w:lvlText w:val="%1."/>
+      <w:lvlJc w:val="left"/>
+      <w:pPr>
+        <w:tabs>
+          <w:tab w:val="num" w:pos="720"/>
+        </w:tabs>
+        <w:ind w:left="720" w:hanging="360"/>
+      </w:pPr>
+    </w:lvl>
+    <w:lvl w:ilvl="1" w:tentative="1">
+      <w:start w:val="1"/>
+      <w:numFmt w:val="decimal"/>
+      <w:lvlText w:val="%2."/>
+      <w:lvlJc w:val="left"/>
+      <w:pPr>
+        <w:tabs>
+          <w:tab w:val="num" w:pos="1440"/>
+        </w:tabs>
+        <w:ind w:left="1440" w:hanging="360"/>
+      </w:pPr>
+    </w:lvl>
+    <w:lvl w:ilvl="2" w:tentative="1">
+      <w:start w:val="1"/>
+      <w:numFmt w:val="decimal"/>
+      <w:lvlText w:val="%3."/>
+      <w:lvlJc w:val="left"/>
+      <w:pPr>
+        <w:tabs>
+          <w:tab w:val="num" w:pos="2160"/>
+        </w:tabs>
+        <w:ind w:left="2160" w:hanging="360"/>
+      </w:pPr>
+    </w:lvl>
+    <w:lvl w:ilvl="3" w:tentative="1">
+      <w:start w:val="1"/>
+      <w:numFmt w:val="decimal"/>
+      <w:lvlText w:val="%4."/>
+      <w:lvlJc w:val="left"/>
+      <w:pPr>
+        <w:tabs>
+          <w:tab w:val="num" w:pos="2880"/>
+        </w:tabs>
+        <w:ind w:left="2880" w:hanging="360"/>
+      </w:pPr>
+    </w:lvl>
+    <w:lvl w:ilvl="4" w:tentative="1">
+      <w:start w:val="1"/>
+      <w:numFmt w:val="decimal"/>
+      <w:lvlText w:val="%5."/>
+      <w:lvlJc w:val="left"/>
+      <w:pPr>
+        <w:tabs>
+          <w:tab w:val="num" w:pos="3600"/>
+        </w:tabs>
+        <w:ind w:left="3600" w:hanging="360"/>
+      </w:pPr>
+    </w:lvl>
+    <w:lvl w:ilvl="5" w:tentative="1">
+      <w:start w:val="1"/>
+      <w:numFmt w:val="decimal"/>
+      <w:lvlText w:val="%6."/>
+      <w:lvlJc w:val="left"/>
+      <w:pPr>
+        <w:tabs>
+          <w:tab w:val="num" w:pos="4320"/>
+        </w:tabs>
+        <w:ind w:left="4320" w:hanging="360"/>
+      </w:pPr>
+    </w:lvl>
+    <w:lvl w:ilvl="6" w:tentative="1">
+      <w:start w:val="1"/>
+      <w:numFmt w:val="decimal"/>
+      <w:lvlText w:val="%7."/>
+      <w:lvlJc w:val="left"/>
+      <w:pPr>
+        <w:tabs>
+          <w:tab w:val="num" w:pos="5040"/>
+        </w:tabs>
+        <w:ind w:left="5040" w:hanging="360"/>
+      </w:pPr>
+    </w:lvl>
+    <w:lvl w:ilvl="7" w:tentative="1">
+      <w:start w:val="1"/>
+      <w:numFmt w:val="decimal"/>
+      <w:lvlText w:val="%8."/>
+      <w:lvlJc w:val="left"/>
+      <w:pPr>
+        <w:tabs>
+          <w:tab w:val="num" w:pos="5760"/>
+        </w:tabs>
+        <w:ind w:left="5760" w:hanging="360"/>
+      </w:pPr>
+    </w:lvl>
+    <w:lvl w:ilvl="8" w:tentative="1">
+      <w:start w:val="1"/>
+      <w:numFmt w:val="decimal"/>
+      <w:lvlText w:val="%9."/>
+      <w:lvlJc w:val="left"/>
+      <w:pPr>
+        <w:tabs>
+          <w:tab w:val="num" w:pos="6480"/>
+        </w:tabs>
+        <w:ind w:left="6480" w:hanging="360"/>
       </w:pPr>
     </w:lvl>
   </w:abstractNum>
@@ -619,6 +2433,18 @@
     <w:lvlOverride w:ilvl="8">
       <w:startOverride w:val="1"/>
     </w:lvlOverride>
+  </w:num>
+  <w:num w:numId="2" w16cid:durableId="1550410585">
+    <w:abstractNumId w:val="3"/>
+  </w:num>
+  <w:num w:numId="3" w16cid:durableId="508377554">
+    <w:abstractNumId w:val="1"/>
+  </w:num>
+  <w:num w:numId="4" w16cid:durableId="1927373242">
+    <w:abstractNumId w:val="2"/>
+  </w:num>
+  <w:num w:numId="5" w16cid:durableId="1815102207">
+    <w:abstractNumId w:val="4"/>
   </w:num>
 </w:numbering>
 </file>
